--- a/source/_static/使用指南-Windows系统-本地化 Excel 插件.docx
+++ b/source/_static/使用指南-Windows系统-本地化 Excel 插件.docx
@@ -1073,15 +1073,87 @@
         </w:rPr>
         <w:t>wttranslate</w:t>
       </w:r>
+    </w:p>
+    <w:p>
+      <w:pPr>
+        <w:rPr>
+          <w:rFonts w:hint="default" w:ascii="Arial" w:hAnsi="Arial" w:cs="Arial"/>
+          <w:lang w:val="en-US"/>
+        </w:rPr>
+      </w:pPr>
+      <w:r>
+        <w:rPr>
+          <w:rFonts w:hint="default" w:ascii="Arial" w:hAnsi="Arial" w:cs="Arial"/>
+          <w:lang w:val="en-US"/>
+        </w:rPr>
+        <w:t>Excel-to-JSON</w:t>
+      </w:r>
+      <w:r>
+        <w:rPr>
+          <w:rFonts w:hint="eastAsia" w:ascii="Arial" w:hAnsi="Arial" w:cs="Arial"/>
+          <w:lang w:val="en-US" w:eastAsia="zh-CN"/>
+        </w:rPr>
+        <w:t>技术文档</w:t>
+      </w:r>
+      <w:r>
+        <w:rPr>
+          <w:rFonts w:hint="default" w:ascii="Arial" w:hAnsi="Arial" w:cs="Arial"/>
+          <w:lang w:val="en-US"/>
+        </w:rPr>
+        <w:t xml:space="preserve"> </w:t>
+      </w:r>
+      <w:r>
+        <w:rPr>
+          <w:rFonts w:hint="default" w:ascii="Arial" w:hAnsi="Arial" w:cs="Arial"/>
+          <w:lang w:val="en-US"/>
+        </w:rPr>
+        <w:fldChar w:fldCharType="begin"/>
+      </w:r>
+      <w:r>
+        <w:rPr>
+          <w:rFonts w:hint="default" w:ascii="Arial" w:hAnsi="Arial" w:cs="Arial"/>
+          <w:lang w:val="en-US"/>
+        </w:rPr>
+        <w:instrText xml:space="preserve"> HYPERLINK "https://excel-to-json.wtsolutions.cn/zh-cn/latest/" </w:instrText>
+      </w:r>
+      <w:r>
+        <w:rPr>
+          <w:rFonts w:hint="default" w:ascii="Arial" w:hAnsi="Arial" w:cs="Arial"/>
+          <w:lang w:val="en-US"/>
+        </w:rPr>
+        <w:fldChar w:fldCharType="separate"/>
+      </w:r>
+      <w:r>
+        <w:rPr>
+          <w:rStyle w:val="17"/>
+          <w:rFonts w:hint="default" w:ascii="Arial" w:hAnsi="Arial" w:cs="Arial"/>
+          <w:lang w:val="en-US"/>
+        </w:rPr>
+        <w:t>https://excel-to-json.wtsolutions.cn/zh-cn/latest/</w:t>
+      </w:r>
+      <w:r>
+        <w:rPr>
+          <w:rFonts w:hint="default" w:ascii="Arial" w:hAnsi="Arial" w:cs="Arial"/>
+          <w:lang w:val="en-US"/>
+        </w:rPr>
+        <w:fldChar w:fldCharType="end"/>
+      </w:r>
+      <w:r>
+        <w:rPr>
+          <w:rFonts w:hint="default" w:ascii="Arial" w:hAnsi="Arial" w:cs="Arial"/>
+          <w:lang w:val="en-US"/>
+        </w:rPr>
+        <w:t xml:space="preserve"> </w:t>
+      </w:r>
+    </w:p>
+    <w:p>
+      <w:pPr>
+        <w:rPr>
+          <w:rFonts w:hint="default" w:ascii="Arial Regular" w:hAnsi="Arial Regular" w:cs="Arial Regular"/>
+        </w:rPr>
+      </w:pPr>
       <w:bookmarkStart w:id="0" w:name="_GoBack"/>
       <w:bookmarkEnd w:id="0"/>
-    </w:p>
-    <w:p>
-      <w:pPr>
-        <w:rPr>
-          <w:rFonts w:hint="default" w:ascii="Arial Regular" w:hAnsi="Arial Regular" w:cs="Arial Regular"/>
-        </w:rPr>
-      </w:pPr>
     </w:p>
     <w:p>
       <w:pPr>
